--- a/final_agile.docx
+++ b/final_agile.docx
@@ -222,7 +222,6 @@
             <w:pPr>
               <w:keepNext w:val="0"/>
               <w:keepLines w:val="0"/>
-              <w:pageBreakBefore w:val="0"/>
               <w:widowControl w:val="0"/>
               <w:pBdr>
                 <w:top w:space="0" w:sz="0" w:val="nil"/>
@@ -243,8 +242,12 @@
             </w:pPr>
             <w:r>
               <w:rPr>
-                <w:rtl w:val="0"/>
-              </w:rPr>
+                <w:rFonts w:ascii="Times New Roman" w:cs="Times New Roman" w:eastAsia="Times New Roman" w:hAnsi="Times New Roman"/>
+                <w:sz w:val="24"/>
+                <w:szCs w:val="24"/>
+                <w:rtl w:val="0"/>
+              </w:rPr>
+              <w:t xml:space="preserve">Nguyễn Hoàng Thành</w:t>
             </w:r>
           </w:p>
         </w:tc>
@@ -305,7 +308,6 @@
             <w:pPr>
               <w:keepNext w:val="0"/>
               <w:keepLines w:val="0"/>
-              <w:pageBreakBefore w:val="0"/>
               <w:widowControl w:val="0"/>
               <w:pBdr>
                 <w:top w:space="0" w:sz="0" w:val="nil"/>
@@ -326,8 +328,12 @@
             </w:pPr>
             <w:r>
               <w:rPr>
-                <w:rtl w:val="0"/>
-              </w:rPr>
+                <w:rFonts w:ascii="Times New Roman" w:cs="Times New Roman" w:eastAsia="Times New Roman" w:hAnsi="Times New Roman"/>
+                <w:sz w:val="24"/>
+                <w:szCs w:val="24"/>
+                <w:rtl w:val="0"/>
+              </w:rPr>
+              <w:t xml:space="preserve">D25DTCN138</w:t>
             </w:r>
           </w:p>
         </w:tc>
@@ -394,7 +400,6 @@
             <w:pPr>
               <w:keepNext w:val="0"/>
               <w:keepLines w:val="0"/>
-              <w:pageBreakBefore w:val="0"/>
               <w:widowControl w:val="0"/>
               <w:pBdr>
                 <w:top w:space="0" w:sz="0" w:val="nil"/>
@@ -415,8 +420,12 @@
             </w:pPr>
             <w:r>
               <w:rPr>
-                <w:rtl w:val="0"/>
-              </w:rPr>
+                <w:rFonts w:ascii="Times New Roman" w:cs="Times New Roman" w:eastAsia="Times New Roman" w:hAnsi="Times New Roman"/>
+                <w:sz w:val="24"/>
+                <w:szCs w:val="24"/>
+                <w:rtl w:val="0"/>
+              </w:rPr>
+              <w:t xml:space="preserve">CNTT5</w:t>
             </w:r>
           </w:p>
         </w:tc>
@@ -823,7 +832,6 @@
             <w:pPr>
               <w:keepNext w:val="0"/>
               <w:keepLines w:val="0"/>
-              <w:pageBreakBefore w:val="0"/>
               <w:widowControl w:val="0"/>
               <w:pBdr>
                 <w:top w:space="0" w:sz="0" w:val="nil"/>
@@ -845,6 +853,15 @@
             </w:pPr>
             <w:r>
               <w:rPr>
+                <w:rFonts w:ascii="Times New Roman" w:cs="Times New Roman" w:eastAsia="Times New Roman" w:hAnsi="Times New Roman"/>
+                <w:sz w:val="24"/>
+                <w:szCs w:val="24"/>
+                <w:rtl w:val="0"/>
+              </w:rPr>
+              <w:t xml:space="preserve">Quản lý nguồn lực vận tải</w:t>
+            </w:r>
+            <w:r>
+              <w:rPr>
                 <w:rtl w:val="0"/>
               </w:rPr>
             </w:r>
@@ -865,7 +882,6 @@
             <w:pPr>
               <w:keepNext w:val="0"/>
               <w:keepLines w:val="0"/>
-              <w:pageBreakBefore w:val="0"/>
               <w:widowControl w:val="0"/>
               <w:pBdr>
                 <w:top w:space="0" w:sz="0" w:val="nil"/>
@@ -887,6 +903,15 @@
             </w:pPr>
             <w:r>
               <w:rPr>
+                <w:rFonts w:ascii="Times New Roman" w:cs="Times New Roman" w:eastAsia="Times New Roman" w:hAnsi="Times New Roman"/>
+                <w:sz w:val="24"/>
+                <w:szCs w:val="24"/>
+                <w:rtl w:val="0"/>
+              </w:rPr>
+              <w:t xml:space="preserve">Cảnh báo khi phương tiện vượt tải trọng</w:t>
+            </w:r>
+            <w:r>
+              <w:rPr>
                 <w:rtl w:val="0"/>
               </w:rPr>
             </w:r>
@@ -945,7 +970,6 @@
             <w:pPr>
               <w:keepNext w:val="0"/>
               <w:keepLines w:val="0"/>
-              <w:pageBreakBefore w:val="0"/>
               <w:widowControl w:val="0"/>
               <w:pBdr>
                 <w:top w:space="0" w:sz="0" w:val="nil"/>
@@ -966,8 +990,12 @@
             </w:pPr>
             <w:r>
               <w:rPr>
-                <w:rtl w:val="0"/>
-              </w:rPr>
+                <w:rFonts w:ascii="Times New Roman" w:cs="Times New Roman" w:eastAsia="Times New Roman" w:hAnsi="Times New Roman"/>
+                <w:sz w:val="24"/>
+                <w:szCs w:val="24"/>
+                <w:rtl w:val="0"/>
+              </w:rPr>
+              <w:t xml:space="preserve">Là một tài xế, tôi muốn hệ thống tự động kiểm tra tải trọng của xe và thông báo nếu vượt quá tải trọng, để đảm bảo an toàn của tôi và hàng hóa.</w:t>
             </w:r>
           </w:p>
         </w:tc>
@@ -993,7 +1021,6 @@
             <w:pPr>
               <w:keepNext w:val="0"/>
               <w:keepLines w:val="0"/>
-              <w:pageBreakBefore w:val="0"/>
               <w:widowControl w:val="0"/>
               <w:pBdr>
                 <w:top w:space="0" w:sz="0" w:val="nil"/>
@@ -1014,8 +1041,12 @@
             </w:pPr>
             <w:r>
               <w:rPr>
-                <w:rtl w:val="0"/>
-              </w:rPr>
+                <w:rFonts w:ascii="Times New Roman" w:cs="Times New Roman" w:eastAsia="Times New Roman" w:hAnsi="Times New Roman"/>
+                <w:sz w:val="24"/>
+                <w:szCs w:val="24"/>
+                <w:rtl w:val="0"/>
+              </w:rPr>
+              <w:t xml:space="preserve">Vận hành giao hàng</w:t>
             </w:r>
           </w:p>
         </w:tc>
@@ -1034,7 +1065,6 @@
             <w:pPr>
               <w:keepNext w:val="0"/>
               <w:keepLines w:val="0"/>
-              <w:pageBreakBefore w:val="0"/>
               <w:widowControl w:val="0"/>
               <w:pBdr>
                 <w:top w:space="0" w:sz="0" w:val="nil"/>
@@ -1055,8 +1085,12 @@
             </w:pPr>
             <w:r>
               <w:rPr>
-                <w:rtl w:val="0"/>
-              </w:rPr>
+                <w:rFonts w:ascii="Times New Roman" w:cs="Times New Roman" w:eastAsia="Times New Roman" w:hAnsi="Times New Roman"/>
+                <w:sz w:val="24"/>
+                <w:szCs w:val="24"/>
+                <w:rtl w:val="0"/>
+              </w:rPr>
+              <w:t xml:space="preserve">Theo dõi vị trí giao hàng qua GPS</w:t>
             </w:r>
           </w:p>
         </w:tc>
@@ -1113,7 +1147,6 @@
             <w:pPr>
               <w:keepNext w:val="0"/>
               <w:keepLines w:val="0"/>
-              <w:pageBreakBefore w:val="0"/>
               <w:widowControl w:val="0"/>
               <w:pBdr>
                 <w:top w:space="0" w:sz="0" w:val="nil"/>
@@ -1134,8 +1167,12 @@
             </w:pPr>
             <w:r>
               <w:rPr>
-                <w:rtl w:val="0"/>
-              </w:rPr>
+                <w:rFonts w:ascii="Times New Roman" w:cs="Times New Roman" w:eastAsia="Times New Roman" w:hAnsi="Times New Roman"/>
+                <w:sz w:val="24"/>
+                <w:szCs w:val="24"/>
+                <w:rtl w:val="0"/>
+              </w:rPr>
+              <w:t xml:space="preserve">Là một khách hàng, tôi muốn theo dõi được vị trí hàng của mình thông qua GPS và phải cập nhật liên tục trong vòng 3 phút, để luôn biết được tình hình và vị trí của hàng. </w:t>
             </w:r>
           </w:p>
         </w:tc>
@@ -1338,7 +1375,6 @@
             <w:pPr>
               <w:keepNext w:val="0"/>
               <w:keepLines w:val="0"/>
-              <w:pageBreakBefore w:val="0"/>
               <w:widowControl w:val="0"/>
               <w:pBdr>
                 <w:top w:space="0" w:sz="0" w:val="nil"/>
@@ -1360,6 +1396,15 @@
             </w:pPr>
             <w:r>
               <w:rPr>
+                <w:rFonts w:ascii="Times New Roman" w:cs="Times New Roman" w:eastAsia="Times New Roman" w:hAnsi="Times New Roman"/>
+                <w:sz w:val="24"/>
+                <w:szCs w:val="24"/>
+                <w:rtl w:val="0"/>
+              </w:rPr>
+              <w:t xml:space="preserve">Tiêu chí S</w:t>
+            </w:r>
+            <w:r>
+              <w:rPr>
                 <w:rtl w:val="0"/>
               </w:rPr>
             </w:r>
@@ -1380,7 +1425,6 @@
             <w:pPr>
               <w:keepNext w:val="0"/>
               <w:keepLines w:val="0"/>
-              <w:pageBreakBefore w:val="0"/>
               <w:widowControl w:val="0"/>
               <w:pBdr>
                 <w:top w:space="0" w:sz="0" w:val="nil"/>
@@ -1400,6 +1444,15 @@
                 <w:shd w:fill="auto" w:val="clear"/>
               </w:rPr>
             </w:pPr>
+            <w:r>
+              <w:rPr>
+                <w:rFonts w:ascii="Times New Roman" w:cs="Times New Roman" w:eastAsia="Times New Roman" w:hAnsi="Times New Roman"/>
+                <w:sz w:val="24"/>
+                <w:szCs w:val="24"/>
+                <w:rtl w:val="0"/>
+              </w:rPr>
+              <w:t xml:space="preserve">Phạm vi của User Story quá lớn gồm nhiều chức năng khác nhau gộp thành, nên chia nhỏ thành nhiều US.</w:t>
+            </w:r>
             <w:r>
               <w:rPr>
                 <w:rtl w:val="0"/>
@@ -1429,7 +1482,6 @@
             <w:pPr>
               <w:keepNext w:val="0"/>
               <w:keepLines w:val="0"/>
-              <w:pageBreakBefore w:val="0"/>
               <w:widowControl w:val="0"/>
               <w:pBdr>
                 <w:top w:space="0" w:sz="0" w:val="nil"/>
@@ -1451,6 +1503,15 @@
             </w:pPr>
             <w:r>
               <w:rPr>
+                <w:rFonts w:ascii="Times New Roman" w:cs="Times New Roman" w:eastAsia="Times New Roman" w:hAnsi="Times New Roman"/>
+                <w:sz w:val="24"/>
+                <w:szCs w:val="24"/>
+                <w:rtl w:val="0"/>
+              </w:rPr>
+              <w:t xml:space="preserve">Tiêu chí T</w:t>
+            </w:r>
+            <w:r>
+              <w:rPr>
                 <w:rtl w:val="0"/>
               </w:rPr>
             </w:r>
@@ -1471,7 +1532,6 @@
             <w:pPr>
               <w:keepNext w:val="0"/>
               <w:keepLines w:val="0"/>
-              <w:pageBreakBefore w:val="0"/>
               <w:widowControl w:val="0"/>
               <w:pBdr>
                 <w:top w:space="0" w:sz="0" w:val="nil"/>
@@ -1491,6 +1551,15 @@
                 <w:shd w:fill="auto" w:val="clear"/>
               </w:rPr>
             </w:pPr>
+            <w:r>
+              <w:rPr>
+                <w:rFonts w:ascii="Times New Roman" w:cs="Times New Roman" w:eastAsia="Times New Roman" w:hAnsi="Times New Roman"/>
+                <w:sz w:val="24"/>
+                <w:szCs w:val="24"/>
+                <w:rtl w:val="0"/>
+              </w:rPr>
+              <w:t xml:space="preserve">Không có yêu cầu rõ ràng để kiểm thử và xác định là US đã hoàn thành hay chưa.</w:t>
+            </w:r>
             <w:r>
               <w:rPr>
                 <w:rtl w:val="0"/>
@@ -1702,31 +1771,21 @@
           </w:tcPr>
           <w:p>
             <w:pPr>
-              <w:keepNext w:val="0"/>
-              <w:keepLines w:val="0"/>
-              <w:pageBreakBefore w:val="0"/>
-              <w:widowControl w:val="0"/>
-              <w:pBdr>
-                <w:top w:space="0" w:sz="0" w:val="nil"/>
-                <w:left w:space="0" w:sz="0" w:val="nil"/>
-                <w:bottom w:space="0" w:sz="0" w:val="nil"/>
-                <w:right w:space="0" w:sz="0" w:val="nil"/>
-                <w:between w:space="0" w:sz="0" w:val="nil"/>
-              </w:pBdr>
-              <w:shd w:fill="auto" w:val="clear"/>
-              <w:spacing w:after="0" w:before="0" w:line="276" w:lineRule="auto"/>
-              <w:ind w:left="0" w:right="0" w:firstLine="0"/>
-              <w:jc w:val="left"/>
-              <w:rPr>
-                <w:rFonts w:ascii="Times New Roman" w:cs="Times New Roman" w:eastAsia="Times New Roman" w:hAnsi="Times New Roman"/>
-                <w:sz w:val="24"/>
-                <w:szCs w:val="24"/>
-              </w:rPr>
-            </w:pPr>
-            <w:r>
-              <w:rPr>
-                <w:rtl w:val="0"/>
-              </w:rPr>
+              <w:spacing w:line="276" w:lineRule="auto"/>
+              <w:rPr>
+                <w:rFonts w:ascii="Times New Roman" w:cs="Times New Roman" w:eastAsia="Times New Roman" w:hAnsi="Times New Roman"/>
+                <w:sz w:val="24"/>
+                <w:szCs w:val="24"/>
+              </w:rPr>
+            </w:pPr>
+            <w:r>
+              <w:rPr>
+                <w:rFonts w:ascii="Times New Roman" w:cs="Times New Roman" w:eastAsia="Times New Roman" w:hAnsi="Times New Roman"/>
+                <w:sz w:val="24"/>
+                <w:szCs w:val="24"/>
+                <w:rtl w:val="0"/>
+              </w:rPr>
+              <w:t xml:space="preserve">Là một tài xế, tôi muốn hệ thống tự động sắp xếp các đơn hàng theo khoảng cách, để tôi có thể giao hàng kịp thời với quãng đường hợp lý nhất </w:t>
             </w:r>
           </w:p>
         </w:tc>
@@ -1790,7 +1849,6 @@
             <w:pPr>
               <w:keepNext w:val="0"/>
               <w:keepLines w:val="0"/>
-              <w:pageBreakBefore w:val="0"/>
               <w:widowControl w:val="0"/>
               <w:pBdr>
                 <w:top w:space="0" w:sz="0" w:val="nil"/>
@@ -1811,8 +1869,12 @@
             </w:pPr>
             <w:r>
               <w:rPr>
-                <w:rtl w:val="0"/>
-              </w:rPr>
+                <w:rFonts w:ascii="Times New Roman" w:cs="Times New Roman" w:eastAsia="Times New Roman" w:hAnsi="Times New Roman"/>
+                <w:sz w:val="24"/>
+                <w:szCs w:val="24"/>
+                <w:rtl w:val="0"/>
+              </w:rPr>
+              <w:t xml:space="preserve">Là một tài xế, tôi muốn hệ thống tự động cập nhật rating của tôi sau mỗi lần giao hàng, để có thể thấu hiểu tốt hơn yêu cầu của khách hàng và khắc phục nhưng lỗi sai của bản thân.</w:t>
             </w:r>
           </w:p>
         </w:tc>
@@ -2100,7 +2162,6 @@
             <w:pPr>
               <w:keepNext w:val="0"/>
               <w:keepLines w:val="0"/>
-              <w:pageBreakBefore w:val="0"/>
               <w:widowControl w:val="0"/>
               <w:pBdr>
                 <w:top w:space="0" w:sz="0" w:val="nil"/>
@@ -2121,8 +2182,12 @@
             </w:pPr>
             <w:r>
               <w:rPr>
-                <w:rtl w:val="0"/>
-              </w:rPr>
+                <w:rFonts w:ascii="Times New Roman" w:cs="Times New Roman" w:eastAsia="Times New Roman" w:hAnsi="Times New Roman"/>
+                <w:sz w:val="24"/>
+                <w:szCs w:val="24"/>
+                <w:rtl w:val="0"/>
+              </w:rPr>
+              <w:t xml:space="preserve">Should Have</w:t>
             </w:r>
           </w:p>
         </w:tc>
@@ -2141,7 +2206,6 @@
             <w:pPr>
               <w:keepNext w:val="0"/>
               <w:keepLines w:val="0"/>
-              <w:pageBreakBefore w:val="0"/>
               <w:widowControl w:val="0"/>
               <w:pBdr>
                 <w:top w:space="0" w:sz="0" w:val="nil"/>
@@ -2162,8 +2226,12 @@
             </w:pPr>
             <w:r>
               <w:rPr>
-                <w:rtl w:val="0"/>
-              </w:rPr>
+                <w:rFonts w:ascii="Times New Roman" w:cs="Times New Roman" w:eastAsia="Times New Roman" w:hAnsi="Times New Roman"/>
+                <w:sz w:val="24"/>
+                <w:szCs w:val="24"/>
+                <w:rtl w:val="0"/>
+              </w:rPr>
+              <w:t xml:space="preserve">Chức năng giúp thuận tiện và đảm bảo an toàn hơn cho tài xe nhưng vẫn có thể thay thế bằng cách ước lượng thủ công qua cân ngay tại kho hàng</w:t>
             </w:r>
           </w:p>
         </w:tc>
@@ -2227,7 +2295,6 @@
             <w:pPr>
               <w:keepNext w:val="0"/>
               <w:keepLines w:val="0"/>
-              <w:pageBreakBefore w:val="0"/>
               <w:widowControl w:val="0"/>
               <w:pBdr>
                 <w:top w:space="0" w:sz="0" w:val="nil"/>
@@ -2248,8 +2315,12 @@
             </w:pPr>
             <w:r>
               <w:rPr>
-                <w:rtl w:val="0"/>
-              </w:rPr>
+                <w:rFonts w:ascii="Times New Roman" w:cs="Times New Roman" w:eastAsia="Times New Roman" w:hAnsi="Times New Roman"/>
+                <w:sz w:val="24"/>
+                <w:szCs w:val="24"/>
+                <w:rtl w:val="0"/>
+              </w:rPr>
+              <w:t xml:space="preserve">Must Have</w:t>
             </w:r>
           </w:p>
         </w:tc>
@@ -2268,7 +2339,6 @@
             <w:pPr>
               <w:keepNext w:val="0"/>
               <w:keepLines w:val="0"/>
-              <w:pageBreakBefore w:val="0"/>
               <w:widowControl w:val="0"/>
               <w:pBdr>
                 <w:top w:space="0" w:sz="0" w:val="nil"/>
@@ -2289,8 +2359,12 @@
             </w:pPr>
             <w:r>
               <w:rPr>
-                <w:rtl w:val="0"/>
-              </w:rPr>
+                <w:rFonts w:ascii="Times New Roman" w:cs="Times New Roman" w:eastAsia="Times New Roman" w:hAnsi="Times New Roman"/>
+                <w:sz w:val="24"/>
+                <w:szCs w:val="24"/>
+                <w:rtl w:val="0"/>
+              </w:rPr>
+              <w:t xml:space="preserve">Với một hệ thống giao hàng việc theo dõi được đơn hàng của mình là cần thiết để khách hàng yên tâm về đơn hàng và có trải nghiệm tốt hơn.</w:t>
             </w:r>
           </w:p>
         </w:tc>
@@ -2625,7 +2699,6 @@
             <w:pPr>
               <w:keepNext w:val="0"/>
               <w:keepLines w:val="0"/>
-              <w:pageBreakBefore w:val="0"/>
               <w:widowControl w:val="0"/>
               <w:pBdr>
                 <w:top w:space="0" w:sz="0" w:val="nil"/>
@@ -2646,8 +2719,12 @@
             </w:pPr>
             <w:r>
               <w:rPr>
-                <w:rtl w:val="0"/>
-              </w:rPr>
+                <w:rFonts w:ascii="Times New Roman" w:cs="Times New Roman" w:eastAsia="Times New Roman" w:hAnsi="Times New Roman"/>
+                <w:sz w:val="24"/>
+                <w:szCs w:val="24"/>
+                <w:rtl w:val="0"/>
+              </w:rPr>
+              <w:t xml:space="preserve">Tài xế đang ở giao diện những đơn hàng cần giao đã được sắp xếp</w:t>
             </w:r>
           </w:p>
         </w:tc>
@@ -2666,7 +2743,6 @@
             <w:pPr>
               <w:keepNext w:val="0"/>
               <w:keepLines w:val="0"/>
-              <w:pageBreakBefore w:val="0"/>
               <w:widowControl w:val="0"/>
               <w:pBdr>
                 <w:top w:space="0" w:sz="0" w:val="nil"/>
@@ -2687,8 +2763,12 @@
             </w:pPr>
             <w:r>
               <w:rPr>
-                <w:rtl w:val="0"/>
-              </w:rPr>
+                <w:rFonts w:ascii="Times New Roman" w:cs="Times New Roman" w:eastAsia="Times New Roman" w:hAnsi="Times New Roman"/>
+                <w:sz w:val="24"/>
+                <w:szCs w:val="24"/>
+                <w:rtl w:val="0"/>
+              </w:rPr>
+              <w:t xml:space="preserve">Tài xế nhấn vào một phiếu điều phối chưa bị hủy</w:t>
             </w:r>
           </w:p>
         </w:tc>
@@ -2707,7 +2787,6 @@
             <w:pPr>
               <w:keepNext w:val="0"/>
               <w:keepLines w:val="0"/>
-              <w:pageBreakBefore w:val="0"/>
               <w:widowControl w:val="0"/>
               <w:pBdr>
                 <w:top w:space="0" w:sz="0" w:val="nil"/>
@@ -2728,8 +2807,12 @@
             </w:pPr>
             <w:r>
               <w:rPr>
-                <w:rtl w:val="0"/>
-              </w:rPr>
+                <w:rFonts w:ascii="Times New Roman" w:cs="Times New Roman" w:eastAsia="Times New Roman" w:hAnsi="Times New Roman"/>
+                <w:sz w:val="24"/>
+                <w:szCs w:val="24"/>
+                <w:rtl w:val="0"/>
+              </w:rPr>
+              <w:t xml:space="preserve">Màn hình hiển thị chi tiết phiếu </w:t>
             </w:r>
           </w:p>
         </w:tc>
@@ -2922,32 +3005,6 @@
               <w:t xml:space="preserve">☐ (2a) Không thuộc quyền</w:t>
             </w:r>
           </w:p>
-          <w:p>
-            <w:pPr>
-              <w:pBdr>
-                <w:top w:space="0" w:sz="0" w:val="nil"/>
-                <w:left w:space="0" w:sz="0" w:val="nil"/>
-                <w:bottom w:space="0" w:sz="0" w:val="nil"/>
-                <w:right w:space="0" w:sz="0" w:val="nil"/>
-                <w:between w:space="0" w:sz="0" w:val="nil"/>
-              </w:pBdr>
-              <w:shd w:fill="auto" w:val="clear"/>
-              <w:rPr>
-                <w:rFonts w:ascii="Times New Roman" w:cs="Times New Roman" w:eastAsia="Times New Roman" w:hAnsi="Times New Roman"/>
-                <w:sz w:val="24"/>
-                <w:szCs w:val="24"/>
-              </w:rPr>
-            </w:pPr>
-            <w:r>
-              <w:rPr>
-                <w:rFonts w:ascii="Times New Roman" w:cs="Times New Roman" w:eastAsia="Times New Roman" w:hAnsi="Times New Roman"/>
-                <w:sz w:val="24"/>
-                <w:szCs w:val="24"/>
-                <w:rtl w:val="0"/>
-              </w:rPr>
-              <w:t xml:space="preserve">☐ (2b) Đã bị huỷ</w:t>
-            </w:r>
-          </w:p>
         </w:tc>
         <w:tc>
           <w:tcPr>
@@ -2964,7 +3021,6 @@
             <w:pPr>
               <w:keepNext w:val="0"/>
               <w:keepLines w:val="0"/>
-              <w:pageBreakBefore w:val="0"/>
               <w:widowControl w:val="0"/>
               <w:pBdr>
                 <w:top w:space="0" w:sz="0" w:val="nil"/>
@@ -2985,8 +3041,12 @@
             </w:pPr>
             <w:r>
               <w:rPr>
-                <w:rtl w:val="0"/>
-              </w:rPr>
+                <w:rFonts w:ascii="Times New Roman" w:cs="Times New Roman" w:eastAsia="Times New Roman" w:hAnsi="Times New Roman"/>
+                <w:sz w:val="24"/>
+                <w:szCs w:val="24"/>
+                <w:rtl w:val="0"/>
+              </w:rPr>
+              <w:t xml:space="preserve">Việc xem chi tiết phiếu bị chặn và hệ thống gửi thông báo “Bạn không có quyền xem phiếu DP-002”</w:t>
             </w:r>
           </w:p>
         </w:tc>
@@ -3283,7 +3343,6 @@
             <w:pPr>
               <w:keepNext w:val="0"/>
               <w:keepLines w:val="0"/>
-              <w:pageBreakBefore w:val="0"/>
               <w:widowControl w:val="0"/>
               <w:pBdr>
                 <w:top w:space="0" w:sz="0" w:val="nil"/>
@@ -3305,6 +3364,15 @@
             </w:pPr>
             <w:r>
               <w:rPr>
+                <w:rFonts w:ascii="Times New Roman" w:cs="Times New Roman" w:eastAsia="Times New Roman" w:hAnsi="Times New Roman"/>
+                <w:sz w:val="24"/>
+                <w:szCs w:val="24"/>
+                <w:rtl w:val="0"/>
+              </w:rPr>
+              <w:t xml:space="preserve">AC</w:t>
+            </w:r>
+            <w:r>
+              <w:rPr>
                 <w:rtl w:val="0"/>
               </w:rPr>
             </w:r>
@@ -3325,7 +3393,6 @@
             <w:pPr>
               <w:keepNext w:val="0"/>
               <w:keepLines w:val="0"/>
-              <w:pageBreakBefore w:val="0"/>
               <w:widowControl w:val="0"/>
               <w:pBdr>
                 <w:top w:space="0" w:sz="0" w:val="nil"/>
@@ -3347,6 +3414,15 @@
             </w:pPr>
             <w:r>
               <w:rPr>
+                <w:rFonts w:ascii="Times New Roman" w:cs="Times New Roman" w:eastAsia="Times New Roman" w:hAnsi="Times New Roman"/>
+                <w:sz w:val="24"/>
+                <w:szCs w:val="24"/>
+                <w:rtl w:val="0"/>
+              </w:rPr>
+              <w:t xml:space="preserve">DoD</w:t>
+            </w:r>
+            <w:r>
+              <w:rPr>
                 <w:rtl w:val="0"/>
               </w:rPr>
             </w:r>
@@ -3367,7 +3443,6 @@
             <w:pPr>
               <w:keepNext w:val="0"/>
               <w:keepLines w:val="0"/>
-              <w:pageBreakBefore w:val="0"/>
               <w:widowControl w:val="0"/>
               <w:pBdr>
                 <w:top w:space="0" w:sz="0" w:val="nil"/>
@@ -3389,46 +3464,50 @@
             </w:pPr>
             <w:r>
               <w:rPr>
-                <w:rtl w:val="0"/>
-              </w:rPr>
-            </w:r>
-          </w:p>
-        </w:tc>
-        <w:tc>
-          <w:tcPr>
-            <w:shd w:fill="auto" w:val="clear"/>
-            <w:tcMar>
-              <w:top w:w="60.0" w:type="dxa"/>
-              <w:left w:w="60.0" w:type="dxa"/>
-              <w:bottom w:w="60.0" w:type="dxa"/>
-              <w:right w:w="60.0" w:type="dxa"/>
-            </w:tcMar>
-            <w:vAlign w:val="top"/>
-          </w:tcPr>
-          <w:p>
-            <w:pPr>
-              <w:keepNext w:val="0"/>
-              <w:keepLines w:val="0"/>
-              <w:pageBreakBefore w:val="0"/>
-              <w:widowControl w:val="0"/>
-              <w:pBdr>
-                <w:top w:space="0" w:sz="0" w:val="nil"/>
-                <w:left w:space="0" w:sz="0" w:val="nil"/>
-                <w:bottom w:space="0" w:sz="0" w:val="nil"/>
-                <w:right w:space="0" w:sz="0" w:val="nil"/>
-                <w:between w:space="0" w:sz="0" w:val="nil"/>
-              </w:pBdr>
-              <w:shd w:fill="auto" w:val="clear"/>
-              <w:spacing w:after="0" w:before="0" w:line="276" w:lineRule="auto"/>
-              <w:ind w:left="0" w:right="0" w:firstLine="0"/>
-              <w:jc w:val="left"/>
-              <w:rPr>
-                <w:rFonts w:ascii="Times New Roman" w:cs="Times New Roman" w:eastAsia="Times New Roman" w:hAnsi="Times New Roman"/>
-                <w:sz w:val="24"/>
-                <w:szCs w:val="24"/>
-                <w:shd w:fill="auto" w:val="clear"/>
-              </w:rPr>
-            </w:pPr>
+                <w:rFonts w:ascii="Times New Roman" w:cs="Times New Roman" w:eastAsia="Times New Roman" w:hAnsi="Times New Roman"/>
+                <w:sz w:val="24"/>
+                <w:szCs w:val="24"/>
+                <w:rtl w:val="0"/>
+              </w:rPr>
+              <w:t xml:space="preserve">AC</w:t>
+            </w:r>
+            <w:r>
+              <w:rPr>
+                <w:rtl w:val="0"/>
+              </w:rPr>
+            </w:r>
+          </w:p>
+        </w:tc>
+        <w:tc>
+          <w:tcPr>
+            <w:shd w:fill="auto" w:val="clear"/>
+            <w:tcMar>
+              <w:top w:w="60.0" w:type="dxa"/>
+              <w:left w:w="60.0" w:type="dxa"/>
+              <w:bottom w:w="60.0" w:type="dxa"/>
+              <w:right w:w="60.0" w:type="dxa"/>
+            </w:tcMar>
+            <w:vAlign w:val="top"/>
+          </w:tcPr>
+          <w:p>
+            <w:pPr>
+              <w:spacing w:line="276" w:lineRule="auto"/>
+              <w:rPr>
+                <w:rFonts w:ascii="Times New Roman" w:cs="Times New Roman" w:eastAsia="Times New Roman" w:hAnsi="Times New Roman"/>
+                <w:sz w:val="24"/>
+                <w:szCs w:val="24"/>
+                <w:shd w:fill="auto" w:val="clear"/>
+              </w:rPr>
+            </w:pPr>
+            <w:r>
+              <w:rPr>
+                <w:rFonts w:ascii="Times New Roman" w:cs="Times New Roman" w:eastAsia="Times New Roman" w:hAnsi="Times New Roman"/>
+                <w:sz w:val="24"/>
+                <w:szCs w:val="24"/>
+                <w:rtl w:val="0"/>
+              </w:rPr>
+              <w:t xml:space="preserve">DoD</w:t>
+            </w:r>
             <w:r>
               <w:rPr>
                 <w:rtl w:val="0"/>
@@ -3557,7 +3636,6 @@
             <w:pPr>
               <w:keepNext w:val="0"/>
               <w:keepLines w:val="0"/>
-              <w:pageBreakBefore w:val="0"/>
               <w:widowControl w:val="0"/>
               <w:pBdr>
                 <w:top w:space="0" w:sz="0" w:val="nil"/>
@@ -3577,6 +3655,15 @@
                 <w:shd w:fill="auto" w:val="clear"/>
               </w:rPr>
             </w:pPr>
+            <w:r>
+              <w:rPr>
+                <w:rFonts w:ascii="Times New Roman" w:cs="Times New Roman" w:eastAsia="Times New Roman" w:hAnsi="Times New Roman"/>
+                <w:sz w:val="24"/>
+                <w:szCs w:val="24"/>
+                <w:rtl w:val="0"/>
+              </w:rPr>
+              <w:t xml:space="preserve">AC chỉ có phạm vi trong một User Story còn DoD là tiêu chí cho tất cả User Story</w:t>
+            </w:r>
             <w:r>
               <w:rPr>
                 <w:rtl w:val="0"/>
@@ -3869,7 +3956,6 @@
             <w:pPr>
               <w:keepNext w:val="0"/>
               <w:keepLines w:val="0"/>
-              <w:pageBreakBefore w:val="0"/>
               <w:widowControl w:val="0"/>
               <w:pBdr>
                 <w:top w:space="0" w:sz="0" w:val="nil"/>
@@ -3890,8 +3976,12 @@
             </w:pPr>
             <w:r>
               <w:rPr>
-                <w:rtl w:val="0"/>
-              </w:rPr>
+                <w:rFonts w:ascii="Times New Roman" w:cs="Times New Roman" w:eastAsia="Times New Roman" w:hAnsi="Times New Roman"/>
+                <w:sz w:val="24"/>
+                <w:szCs w:val="24"/>
+                <w:rtl w:val="0"/>
+              </w:rPr>
+              <w:t xml:space="preserve">8</w:t>
             </w:r>
           </w:p>
         </w:tc>
@@ -3910,7 +4000,6 @@
             <w:pPr>
               <w:keepNext w:val="0"/>
               <w:keepLines w:val="0"/>
-              <w:pageBreakBefore w:val="0"/>
               <w:widowControl w:val="0"/>
               <w:pBdr>
                 <w:top w:space="0" w:sz="0" w:val="nil"/>
@@ -3931,8 +4020,12 @@
             </w:pPr>
             <w:r>
               <w:rPr>
-                <w:rtl w:val="0"/>
-              </w:rPr>
+                <w:rFonts w:ascii="Times New Roman" w:cs="Times New Roman" w:eastAsia="Times New Roman" w:hAnsi="Times New Roman"/>
+                <w:sz w:val="24"/>
+                <w:szCs w:val="24"/>
+                <w:rtl w:val="0"/>
+              </w:rPr>
+              <w:t xml:space="preserve">Phạm vi lớn hơn vì cần thêm một hệ thống kết nối với phương tiện để kiểm tra tải trọng hiện tại</w:t>
             </w:r>
           </w:p>
         </w:tc>
@@ -3996,7 +4089,6 @@
             <w:pPr>
               <w:keepNext w:val="0"/>
               <w:keepLines w:val="0"/>
-              <w:pageBreakBefore w:val="0"/>
               <w:widowControl w:val="0"/>
               <w:pBdr>
                 <w:top w:space="0" w:sz="0" w:val="nil"/>
@@ -4017,8 +4109,12 @@
             </w:pPr>
             <w:r>
               <w:rPr>
-                <w:rtl w:val="0"/>
-              </w:rPr>
+                <w:rFonts w:ascii="Times New Roman" w:cs="Times New Roman" w:eastAsia="Times New Roman" w:hAnsi="Times New Roman"/>
+                <w:sz w:val="24"/>
+                <w:szCs w:val="24"/>
+                <w:rtl w:val="0"/>
+              </w:rPr>
+              <w:t xml:space="preserve">8</w:t>
             </w:r>
           </w:p>
         </w:tc>
@@ -4037,7 +4133,6 @@
             <w:pPr>
               <w:keepNext w:val="0"/>
               <w:keepLines w:val="0"/>
-              <w:pageBreakBefore w:val="0"/>
               <w:widowControl w:val="0"/>
               <w:pBdr>
                 <w:top w:space="0" w:sz="0" w:val="nil"/>
@@ -4058,8 +4153,12 @@
             </w:pPr>
             <w:r>
               <w:rPr>
-                <w:rtl w:val="0"/>
-              </w:rPr>
+                <w:rFonts w:ascii="Times New Roman" w:cs="Times New Roman" w:eastAsia="Times New Roman" w:hAnsi="Times New Roman"/>
+                <w:sz w:val="24"/>
+                <w:szCs w:val="24"/>
+                <w:rtl w:val="0"/>
+              </w:rPr>
+              <w:t xml:space="preserve">Vì chức năng kiểm tra lộ trình đơn hàng cần phải kết nối với vị trí của tài xế</w:t>
             </w:r>
           </w:p>
         </w:tc>
@@ -4183,7 +4282,6 @@
             <w:pPr>
               <w:keepNext w:val="0"/>
               <w:keepLines w:val="0"/>
-              <w:pageBreakBefore w:val="0"/>
               <w:widowControl w:val="0"/>
               <w:pBdr>
                 <w:top w:space="0" w:sz="0" w:val="nil"/>
@@ -4203,6 +4301,15 @@
                 <w:shd w:fill="auto" w:val="clear"/>
               </w:rPr>
             </w:pPr>
+            <w:r>
+              <w:rPr>
+                <w:rFonts w:ascii="Times New Roman" w:cs="Times New Roman" w:eastAsia="Times New Roman" w:hAnsi="Times New Roman"/>
+                <w:sz w:val="24"/>
+                <w:szCs w:val="24"/>
+                <w:rtl w:val="0"/>
+              </w:rPr>
+              <w:t xml:space="preserve">Để hai người có SP thấp nhất và cao nhất trình bày lý do mình chọn SP đó và cho cả team bộc Planning Poker một lần nữa.</w:t>
+            </w:r>
             <w:r>
               <w:rPr>
                 <w:rtl w:val="0"/>
@@ -4448,7 +4555,6 @@
             <w:pPr>
               <w:keepNext w:val="0"/>
               <w:keepLines w:val="0"/>
-              <w:pageBreakBefore w:val="0"/>
               <w:widowControl w:val="0"/>
               <w:pBdr>
                 <w:top w:space="0" w:sz="0" w:val="nil"/>
@@ -4469,8 +4575,12 @@
             </w:pPr>
             <w:r>
               <w:rPr>
-                <w:rtl w:val="0"/>
-              </w:rPr>
+                <w:rFonts w:ascii="Times New Roman" w:cs="Times New Roman" w:eastAsia="Times New Roman" w:hAnsi="Times New Roman"/>
+                <w:sz w:val="24"/>
+                <w:szCs w:val="24"/>
+                <w:rtl w:val="0"/>
+              </w:rPr>
+              <w:t xml:space="preserve">20 SP</w:t>
             </w:r>
           </w:p>
         </w:tc>
@@ -4534,7 +4644,6 @@
             <w:pPr>
               <w:keepNext w:val="0"/>
               <w:keepLines w:val="0"/>
-              <w:pageBreakBefore w:val="0"/>
               <w:widowControl w:val="0"/>
               <w:pBdr>
                 <w:top w:space="0" w:sz="0" w:val="nil"/>
@@ -4555,8 +4664,136 @@
             </w:pPr>
             <w:r>
               <w:rPr>
-                <w:rtl w:val="0"/>
-              </w:rPr>
+                <w:rFonts w:ascii="Times New Roman" w:cs="Times New Roman" w:eastAsia="Times New Roman" w:hAnsi="Times New Roman"/>
+                <w:sz w:val="24"/>
+                <w:szCs w:val="24"/>
+                <w:rtl w:val="0"/>
+              </w:rPr>
+              <w:t xml:space="preserve">Capacity: </w:t>
+            </w:r>
+          </w:p>
+          <w:p>
+            <w:pPr>
+              <w:keepNext w:val="0"/>
+              <w:keepLines w:val="0"/>
+              <w:widowControl w:val="0"/>
+              <w:pBdr>
+                <w:top w:space="0" w:sz="0" w:val="nil"/>
+                <w:left w:space="0" w:sz="0" w:val="nil"/>
+                <w:bottom w:space="0" w:sz="0" w:val="nil"/>
+                <w:right w:space="0" w:sz="0" w:val="nil"/>
+                <w:between w:space="0" w:sz="0" w:val="nil"/>
+              </w:pBdr>
+              <w:shd w:fill="auto" w:val="clear"/>
+              <w:spacing w:after="0" w:before="0" w:line="276" w:lineRule="auto"/>
+              <w:ind w:left="0" w:right="0" w:firstLine="0"/>
+              <w:jc w:val="left"/>
+              <w:rPr>
+                <w:rFonts w:ascii="Times New Roman" w:cs="Times New Roman" w:eastAsia="Times New Roman" w:hAnsi="Times New Roman"/>
+                <w:sz w:val="24"/>
+                <w:szCs w:val="24"/>
+              </w:rPr>
+            </w:pPr>
+            <w:r>
+              <w:rPr>
+                <w:rFonts w:ascii="Times New Roman" w:cs="Times New Roman" w:eastAsia="Times New Roman" w:hAnsi="Times New Roman"/>
+                <w:sz w:val="24"/>
+                <w:szCs w:val="24"/>
+                <w:rtl w:val="0"/>
+              </w:rPr>
+              <w:t xml:space="preserve">5 người * 10 ngày - 5 ngày nghỉ phép = 45 ngày</w:t>
+            </w:r>
+          </w:p>
+          <w:p>
+            <w:pPr>
+              <w:keepNext w:val="0"/>
+              <w:keepLines w:val="0"/>
+              <w:widowControl w:val="0"/>
+              <w:pBdr>
+                <w:top w:space="0" w:sz="0" w:val="nil"/>
+                <w:left w:space="0" w:sz="0" w:val="nil"/>
+                <w:bottom w:space="0" w:sz="0" w:val="nil"/>
+                <w:right w:space="0" w:sz="0" w:val="nil"/>
+                <w:between w:space="0" w:sz="0" w:val="nil"/>
+              </w:pBdr>
+              <w:shd w:fill="auto" w:val="clear"/>
+              <w:spacing w:after="0" w:before="0" w:line="276" w:lineRule="auto"/>
+              <w:ind w:left="0" w:right="0" w:firstLine="0"/>
+              <w:jc w:val="left"/>
+              <w:rPr>
+                <w:rFonts w:ascii="Times New Roman" w:cs="Times New Roman" w:eastAsia="Times New Roman" w:hAnsi="Times New Roman"/>
+                <w:sz w:val="24"/>
+                <w:szCs w:val="24"/>
+              </w:rPr>
+            </w:pPr>
+            <w:r>
+              <w:rPr>
+                <w:rtl w:val="0"/>
+              </w:rPr>
+            </w:r>
+          </w:p>
+          <w:p>
+            <w:pPr>
+              <w:keepNext w:val="0"/>
+              <w:keepLines w:val="0"/>
+              <w:widowControl w:val="0"/>
+              <w:pBdr>
+                <w:top w:space="0" w:sz="0" w:val="nil"/>
+                <w:left w:space="0" w:sz="0" w:val="nil"/>
+                <w:bottom w:space="0" w:sz="0" w:val="nil"/>
+                <w:right w:space="0" w:sz="0" w:val="nil"/>
+                <w:between w:space="0" w:sz="0" w:val="nil"/>
+              </w:pBdr>
+              <w:shd w:fill="auto" w:val="clear"/>
+              <w:spacing w:after="0" w:before="0" w:line="276" w:lineRule="auto"/>
+              <w:ind w:left="0" w:right="0" w:firstLine="0"/>
+              <w:jc w:val="left"/>
+              <w:rPr>
+                <w:rFonts w:ascii="Times New Roman" w:cs="Times New Roman" w:eastAsia="Times New Roman" w:hAnsi="Times New Roman"/>
+                <w:sz w:val="24"/>
+                <w:szCs w:val="24"/>
+              </w:rPr>
+            </w:pPr>
+            <w:r>
+              <w:rPr>
+                <w:rFonts w:ascii="Times New Roman" w:cs="Times New Roman" w:eastAsia="Times New Roman" w:hAnsi="Times New Roman"/>
+                <w:sz w:val="24"/>
+                <w:szCs w:val="24"/>
+                <w:rtl w:val="0"/>
+              </w:rPr>
+              <w:t xml:space="preserve">Số SP đội nên cam kết:</w:t>
+            </w:r>
+          </w:p>
+          <w:p>
+            <w:pPr>
+              <w:keepNext w:val="0"/>
+              <w:keepLines w:val="0"/>
+              <w:widowControl w:val="0"/>
+              <w:pBdr>
+                <w:top w:space="0" w:sz="0" w:val="nil"/>
+                <w:left w:space="0" w:sz="0" w:val="nil"/>
+                <w:bottom w:space="0" w:sz="0" w:val="nil"/>
+                <w:right w:space="0" w:sz="0" w:val="nil"/>
+                <w:between w:space="0" w:sz="0" w:val="nil"/>
+              </w:pBdr>
+              <w:shd w:fill="auto" w:val="clear"/>
+              <w:spacing w:after="0" w:before="0" w:line="276" w:lineRule="auto"/>
+              <w:ind w:left="0" w:right="0" w:firstLine="0"/>
+              <w:jc w:val="left"/>
+              <w:rPr>
+                <w:rFonts w:ascii="Times New Roman" w:cs="Times New Roman" w:eastAsia="Times New Roman" w:hAnsi="Times New Roman"/>
+                <w:sz w:val="24"/>
+                <w:szCs w:val="24"/>
+              </w:rPr>
+            </w:pPr>
+            <w:r>
+              <w:rPr>
+                <w:rFonts w:ascii="Times New Roman" w:cs="Times New Roman" w:eastAsia="Times New Roman" w:hAnsi="Times New Roman"/>
+                <w:sz w:val="24"/>
+                <w:szCs w:val="24"/>
+                <w:rtl w:val="0"/>
+              </w:rPr>
+              <w:t xml:space="preserve">21 SP</w:t>
             </w:r>
           </w:p>
         </w:tc>
@@ -4620,7 +4857,6 @@
             <w:pPr>
               <w:keepNext w:val="0"/>
               <w:keepLines w:val="0"/>
-              <w:pageBreakBefore w:val="0"/>
               <w:widowControl w:val="0"/>
               <w:pBdr>
                 <w:top w:space="0" w:sz="0" w:val="nil"/>
@@ -4641,8 +4877,12 @@
             </w:pPr>
             <w:r>
               <w:rPr>
-                <w:rtl w:val="0"/>
-              </w:rPr>
+                <w:rFonts w:ascii="Times New Roman" w:cs="Times New Roman" w:eastAsia="Times New Roman" w:hAnsi="Times New Roman"/>
+                <w:sz w:val="24"/>
+                <w:szCs w:val="24"/>
+                <w:rtl w:val="0"/>
+              </w:rPr>
+              <w:t xml:space="preserve">B1, B2, B3, B5 tổng 21 SP</w:t>
             </w:r>
           </w:p>
         </w:tc>
@@ -4706,7 +4946,6 @@
             <w:pPr>
               <w:keepNext w:val="0"/>
               <w:keepLines w:val="0"/>
-              <w:pageBreakBefore w:val="0"/>
               <w:widowControl w:val="0"/>
               <w:pBdr>
                 <w:top w:space="0" w:sz="0" w:val="nil"/>
@@ -4727,8 +4966,12 @@
             </w:pPr>
             <w:r>
               <w:rPr>
-                <w:rtl w:val="0"/>
-              </w:rPr>
+                <w:rFonts w:ascii="Times New Roman" w:cs="Times New Roman" w:eastAsia="Times New Roman" w:hAnsi="Times New Roman"/>
+                <w:sz w:val="24"/>
+                <w:szCs w:val="24"/>
+                <w:rtl w:val="0"/>
+              </w:rPr>
+              <w:t xml:space="preserve">Hệ thống quản lý giao nhận đơn hàng </w:t>
             </w:r>
           </w:p>
         </w:tc>
@@ -4978,7 +5221,6 @@
             <w:pPr>
               <w:keepNext w:val="0"/>
               <w:keepLines w:val="0"/>
-              <w:pageBreakBefore w:val="0"/>
               <w:widowControl w:val="0"/>
               <w:pBdr>
                 <w:top w:space="0" w:sz="0" w:val="nil"/>
@@ -5000,6 +5242,15 @@
             </w:pPr>
             <w:r>
               <w:rPr>
+                <w:rFonts w:ascii="Times New Roman" w:cs="Times New Roman" w:eastAsia="Times New Roman" w:hAnsi="Times New Roman"/>
+                <w:sz w:val="24"/>
+                <w:szCs w:val="24"/>
+                <w:rtl w:val="0"/>
+              </w:rPr>
+              <w:t xml:space="preserve">Xây dựng giao diện phiếu điều phối chi tiết </w:t>
+            </w:r>
+            <w:r>
+              <w:rPr>
                 <w:rtl w:val="0"/>
               </w:rPr>
             </w:r>
@@ -5020,7 +5271,6 @@
             <w:pPr>
               <w:keepNext w:val="0"/>
               <w:keepLines w:val="0"/>
-              <w:pageBreakBefore w:val="0"/>
               <w:widowControl w:val="0"/>
               <w:pBdr>
                 <w:top w:space="0" w:sz="0" w:val="nil"/>
@@ -5042,6 +5292,15 @@
             </w:pPr>
             <w:r>
               <w:rPr>
+                <w:rFonts w:ascii="Times New Roman" w:cs="Times New Roman" w:eastAsia="Times New Roman" w:hAnsi="Times New Roman"/>
+                <w:sz w:val="24"/>
+                <w:szCs w:val="24"/>
+                <w:rtl w:val="0"/>
+              </w:rPr>
+              <w:t xml:space="preserve">UI/UX</w:t>
+            </w:r>
+            <w:r>
+              <w:rPr>
                 <w:rtl w:val="0"/>
               </w:rPr>
             </w:r>
@@ -5062,7 +5321,6 @@
             <w:pPr>
               <w:keepNext w:val="0"/>
               <w:keepLines w:val="0"/>
-              <w:pageBreakBefore w:val="0"/>
               <w:widowControl w:val="0"/>
               <w:pBdr>
                 <w:top w:space="0" w:sz="0" w:val="nil"/>
@@ -5082,6 +5340,15 @@
                 <w:shd w:fill="auto" w:val="clear"/>
               </w:rPr>
             </w:pPr>
+            <w:r>
+              <w:rPr>
+                <w:rFonts w:ascii="Times New Roman" w:cs="Times New Roman" w:eastAsia="Times New Roman" w:hAnsi="Times New Roman"/>
+                <w:sz w:val="24"/>
+                <w:szCs w:val="24"/>
+                <w:rtl w:val="0"/>
+              </w:rPr>
+              <w:t xml:space="preserve">3 giờ</w:t>
+            </w:r>
             <w:r>
               <w:rPr>
                 <w:rtl w:val="0"/>
@@ -5111,7 +5378,6 @@
             <w:pPr>
               <w:keepNext w:val="0"/>
               <w:keepLines w:val="0"/>
-              <w:pageBreakBefore w:val="0"/>
               <w:widowControl w:val="0"/>
               <w:pBdr>
                 <w:top w:space="0" w:sz="0" w:val="nil"/>
@@ -5133,6 +5399,15 @@
             </w:pPr>
             <w:r>
               <w:rPr>
+                <w:rFonts w:ascii="Times New Roman" w:cs="Times New Roman" w:eastAsia="Times New Roman" w:hAnsi="Times New Roman"/>
+                <w:sz w:val="24"/>
+                <w:szCs w:val="24"/>
+                <w:rtl w:val="0"/>
+              </w:rPr>
+              <w:t xml:space="preserve">Xây dựng hệ thống lưu trữ thông tin phiếu điều phối</w:t>
+            </w:r>
+            <w:r>
+              <w:rPr>
                 <w:rtl w:val="0"/>
               </w:rPr>
             </w:r>
@@ -5153,7 +5428,6 @@
             <w:pPr>
               <w:keepNext w:val="0"/>
               <w:keepLines w:val="0"/>
-              <w:pageBreakBefore w:val="0"/>
               <w:widowControl w:val="0"/>
               <w:pBdr>
                 <w:top w:space="0" w:sz="0" w:val="nil"/>
@@ -5175,6 +5449,15 @@
             </w:pPr>
             <w:r>
               <w:rPr>
+                <w:rFonts w:ascii="Times New Roman" w:cs="Times New Roman" w:eastAsia="Times New Roman" w:hAnsi="Times New Roman"/>
+                <w:sz w:val="24"/>
+                <w:szCs w:val="24"/>
+                <w:rtl w:val="0"/>
+              </w:rPr>
+              <w:t xml:space="preserve">Database</w:t>
+            </w:r>
+            <w:r>
+              <w:rPr>
                 <w:rtl w:val="0"/>
               </w:rPr>
             </w:r>
@@ -5195,7 +5478,6 @@
             <w:pPr>
               <w:keepNext w:val="0"/>
               <w:keepLines w:val="0"/>
-              <w:pageBreakBefore w:val="0"/>
               <w:widowControl w:val="0"/>
               <w:pBdr>
                 <w:top w:space="0" w:sz="0" w:val="nil"/>
@@ -5215,6 +5497,15 @@
                 <w:shd w:fill="auto" w:val="clear"/>
               </w:rPr>
             </w:pPr>
+            <w:r>
+              <w:rPr>
+                <w:rFonts w:ascii="Times New Roman" w:cs="Times New Roman" w:eastAsia="Times New Roman" w:hAnsi="Times New Roman"/>
+                <w:sz w:val="24"/>
+                <w:szCs w:val="24"/>
+                <w:rtl w:val="0"/>
+              </w:rPr>
+              <w:t xml:space="preserve">6 giờ</w:t>
+            </w:r>
             <w:r>
               <w:rPr>
                 <w:rtl w:val="0"/>
@@ -5244,7 +5535,6 @@
             <w:pPr>
               <w:keepNext w:val="0"/>
               <w:keepLines w:val="0"/>
-              <w:pageBreakBefore w:val="0"/>
               <w:widowControl w:val="0"/>
               <w:pBdr>
                 <w:top w:space="0" w:sz="0" w:val="nil"/>
@@ -5266,6 +5556,15 @@
             </w:pPr>
             <w:r>
               <w:rPr>
+                <w:rFonts w:ascii="Times New Roman" w:cs="Times New Roman" w:eastAsia="Times New Roman" w:hAnsi="Times New Roman"/>
+                <w:sz w:val="24"/>
+                <w:szCs w:val="24"/>
+                <w:rtl w:val="0"/>
+              </w:rPr>
+              <w:t xml:space="preserve">Viết kịch bản Test và kiểm tra chức năng</w:t>
+            </w:r>
+            <w:r>
+              <w:rPr>
                 <w:rtl w:val="0"/>
               </w:rPr>
             </w:r>
@@ -5286,7 +5585,6 @@
             <w:pPr>
               <w:keepNext w:val="0"/>
               <w:keepLines w:val="0"/>
-              <w:pageBreakBefore w:val="0"/>
               <w:widowControl w:val="0"/>
               <w:pBdr>
                 <w:top w:space="0" w:sz="0" w:val="nil"/>
@@ -5308,6 +5606,15 @@
             </w:pPr>
             <w:r>
               <w:rPr>
+                <w:rFonts w:ascii="Times New Roman" w:cs="Times New Roman" w:eastAsia="Times New Roman" w:hAnsi="Times New Roman"/>
+                <w:sz w:val="24"/>
+                <w:szCs w:val="24"/>
+                <w:rtl w:val="0"/>
+              </w:rPr>
+              <w:t xml:space="preserve">Testing</w:t>
+            </w:r>
+            <w:r>
+              <w:rPr>
                 <w:rtl w:val="0"/>
               </w:rPr>
             </w:r>
@@ -5328,7 +5635,6 @@
             <w:pPr>
               <w:keepNext w:val="0"/>
               <w:keepLines w:val="0"/>
-              <w:pageBreakBefore w:val="0"/>
               <w:widowControl w:val="0"/>
               <w:pBdr>
                 <w:top w:space="0" w:sz="0" w:val="nil"/>
@@ -5348,6 +5654,15 @@
                 <w:shd w:fill="auto" w:val="clear"/>
               </w:rPr>
             </w:pPr>
+            <w:r>
+              <w:rPr>
+                <w:rFonts w:ascii="Times New Roman" w:cs="Times New Roman" w:eastAsia="Times New Roman" w:hAnsi="Times New Roman"/>
+                <w:sz w:val="24"/>
+                <w:szCs w:val="24"/>
+                <w:rtl w:val="0"/>
+              </w:rPr>
+              <w:t xml:space="preserve">3 giờ</w:t>
+            </w:r>
             <w:r>
               <w:rPr>
                 <w:rtl w:val="0"/>
@@ -5419,7 +5734,6 @@
             <w:pPr>
               <w:keepNext w:val="0"/>
               <w:keepLines w:val="0"/>
-              <w:pageBreakBefore w:val="0"/>
               <w:widowControl w:val="0"/>
               <w:pBdr>
                 <w:top w:space="0" w:sz="0" w:val="nil"/>
@@ -5460,7 +5774,6 @@
             <w:pPr>
               <w:keepNext w:val="0"/>
               <w:keepLines w:val="0"/>
-              <w:pageBreakBefore w:val="0"/>
               <w:widowControl w:val="0"/>
               <w:pBdr>
                 <w:top w:space="0" w:sz="0" w:val="nil"/>
@@ -5481,8 +5794,12 @@
             </w:pPr>
             <w:r>
               <w:rPr>
-                <w:rtl w:val="0"/>
-              </w:rPr>
+                <w:rFonts w:ascii="Times New Roman" w:cs="Times New Roman" w:eastAsia="Times New Roman" w:hAnsi="Times New Roman"/>
+                <w:sz w:val="24"/>
+                <w:szCs w:val="24"/>
+                <w:rtl w:val="0"/>
+              </w:rPr>
+              <w:t xml:space="preserve">11 giờ</w:t>
             </w:r>
           </w:p>
         </w:tc>
@@ -5723,7 +6040,6 @@
             <w:pPr>
               <w:keepNext w:val="0"/>
               <w:keepLines w:val="0"/>
-              <w:pageBreakBefore w:val="0"/>
               <w:widowControl w:val="0"/>
               <w:pBdr>
                 <w:top w:space="0" w:sz="0" w:val="nil"/>
@@ -5744,8 +6060,12 @@
             </w:pPr>
             <w:r>
               <w:rPr>
-                <w:rtl w:val="0"/>
-              </w:rPr>
+                <w:rFonts w:ascii="Times New Roman" w:cs="Times New Roman" w:eastAsia="Times New Roman" w:hAnsi="Times New Roman"/>
+                <w:sz w:val="24"/>
+                <w:szCs w:val="24"/>
+                <w:rtl w:val="0"/>
+              </w:rPr>
+              <w:t xml:space="preserve">thực tế: 19 SP, lý tưởng: 13 SP, chênh lệch 6 SP, kết luận: đội đang Ahead of Schedule</w:t>
             </w:r>
           </w:p>
         </w:tc>
@@ -5809,7 +6129,6 @@
             <w:pPr>
               <w:keepNext w:val="0"/>
               <w:keepLines w:val="0"/>
-              <w:pageBreakBefore w:val="0"/>
               <w:widowControl w:val="0"/>
               <w:pBdr>
                 <w:top w:space="0" w:sz="0" w:val="nil"/>
@@ -5830,8 +6149,12 @@
             </w:pPr>
             <w:r>
               <w:rPr>
-                <w:rtl w:val="0"/>
-              </w:rPr>
+                <w:rFonts w:ascii="Times New Roman" w:cs="Times New Roman" w:eastAsia="Times New Roman" w:hAnsi="Times New Roman"/>
+                <w:sz w:val="24"/>
+                <w:szCs w:val="24"/>
+                <w:rtl w:val="0"/>
+              </w:rPr>
+              <w:t xml:space="preserve">từ ngày 0-2 đường thực tế đi ngang cho thấy team đang bị kẹt lại ở một vấn đề hoặc chưa hiểu rõ yêu cầu của US khiến cả team bị chậm tiến độ hơn so với kế hoạch</w:t>
             </w:r>
           </w:p>
         </w:tc>
@@ -6128,7 +6451,6 @@
             <w:pPr>
               <w:keepNext w:val="0"/>
               <w:keepLines w:val="0"/>
-              <w:pageBreakBefore w:val="0"/>
               <w:widowControl w:val="0"/>
               <w:pBdr>
                 <w:top w:space="0" w:sz="0" w:val="nil"/>
@@ -6150,6 +6472,15 @@
             </w:pPr>
             <w:r>
               <w:rPr>
+                <w:rFonts w:ascii="Times New Roman" w:cs="Times New Roman" w:eastAsia="Times New Roman" w:hAnsi="Times New Roman"/>
+                <w:sz w:val="24"/>
+                <w:szCs w:val="24"/>
+                <w:rtl w:val="0"/>
+              </w:rPr>
+              <w:t xml:space="preserve">Stakeholders</w:t>
+            </w:r>
+            <w:r>
+              <w:rPr>
                 <w:rtl w:val="0"/>
               </w:rPr>
             </w:r>
@@ -6170,7 +6501,6 @@
             <w:pPr>
               <w:keepNext w:val="0"/>
               <w:keepLines w:val="0"/>
-              <w:pageBreakBefore w:val="0"/>
               <w:widowControl w:val="0"/>
               <w:pBdr>
                 <w:top w:space="0" w:sz="0" w:val="nil"/>
@@ -6192,8 +6522,48 @@
             </w:pPr>
             <w:r>
               <w:rPr>
-                <w:rtl w:val="0"/>
-              </w:rPr>
+                <w:rFonts w:ascii="Times New Roman" w:cs="Times New Roman" w:eastAsia="Times New Roman" w:hAnsi="Times New Roman"/>
+                <w:sz w:val="24"/>
+                <w:szCs w:val="24"/>
+                <w:rtl w:val="0"/>
+              </w:rPr>
+              <w:t xml:space="preserve">Scrum Master</w:t>
+            </w:r>
+            <w:r>
+              <w:rPr>
+                <w:rtl w:val="0"/>
+              </w:rPr>
+            </w:r>
+          </w:p>
+        </w:tc>
+        <w:tc>
+          <w:tcPr>
+            <w:shd w:fill="auto" w:val="clear"/>
+            <w:tcMar>
+              <w:top w:w="60.0" w:type="dxa"/>
+              <w:left w:w="60.0" w:type="dxa"/>
+              <w:bottom w:w="60.0" w:type="dxa"/>
+              <w:right w:w="60.0" w:type="dxa"/>
+            </w:tcMar>
+            <w:vAlign w:val="top"/>
+          </w:tcPr>
+          <w:p>
+            <w:pPr>
+              <w:spacing w:line="276" w:lineRule="auto"/>
+              <w:rPr>
+                <w:rFonts w:ascii="Times New Roman" w:cs="Times New Roman" w:eastAsia="Times New Roman" w:hAnsi="Times New Roman"/>
+                <w:sz w:val="24"/>
+                <w:szCs w:val="24"/>
+              </w:rPr>
+            </w:pPr>
+            <w:r>
+              <w:rPr>
+                <w:rFonts w:ascii="Times New Roman" w:cs="Times New Roman" w:eastAsia="Times New Roman" w:hAnsi="Times New Roman"/>
+                <w:sz w:val="24"/>
+                <w:szCs w:val="24"/>
+                <w:rtl w:val="0"/>
+              </w:rPr>
+              <w:t xml:space="preserve">Product Owner</w:t>
             </w:r>
           </w:p>
         </w:tc>
@@ -6212,7 +6582,6 @@
             <w:pPr>
               <w:keepNext w:val="0"/>
               <w:keepLines w:val="0"/>
-              <w:pageBreakBefore w:val="0"/>
               <w:widowControl w:val="0"/>
               <w:pBdr>
                 <w:top w:space="0" w:sz="0" w:val="nil"/>
@@ -6234,46 +6603,13 @@
             </w:pPr>
             <w:r>
               <w:rPr>
-                <w:rtl w:val="0"/>
-              </w:rPr>
-            </w:r>
-          </w:p>
-        </w:tc>
-        <w:tc>
-          <w:tcPr>
-            <w:shd w:fill="auto" w:val="clear"/>
-            <w:tcMar>
-              <w:top w:w="60.0" w:type="dxa"/>
-              <w:left w:w="60.0" w:type="dxa"/>
-              <w:bottom w:w="60.0" w:type="dxa"/>
-              <w:right w:w="60.0" w:type="dxa"/>
-            </w:tcMar>
-            <w:vAlign w:val="top"/>
-          </w:tcPr>
-          <w:p>
-            <w:pPr>
-              <w:keepNext w:val="0"/>
-              <w:keepLines w:val="0"/>
-              <w:pageBreakBefore w:val="0"/>
-              <w:widowControl w:val="0"/>
-              <w:pBdr>
-                <w:top w:space="0" w:sz="0" w:val="nil"/>
-                <w:left w:space="0" w:sz="0" w:val="nil"/>
-                <w:bottom w:space="0" w:sz="0" w:val="nil"/>
-                <w:right w:space="0" w:sz="0" w:val="nil"/>
-                <w:between w:space="0" w:sz="0" w:val="nil"/>
-              </w:pBdr>
-              <w:shd w:fill="auto" w:val="clear"/>
-              <w:spacing w:after="0" w:before="0" w:line="276" w:lineRule="auto"/>
-              <w:ind w:left="0" w:right="0" w:firstLine="0"/>
-              <w:jc w:val="left"/>
-              <w:rPr>
-                <w:rFonts w:ascii="Times New Roman" w:cs="Times New Roman" w:eastAsia="Times New Roman" w:hAnsi="Times New Roman"/>
-                <w:sz w:val="24"/>
-                <w:szCs w:val="24"/>
-                <w:shd w:fill="auto" w:val="clear"/>
-              </w:rPr>
-            </w:pPr>
+                <w:rFonts w:ascii="Times New Roman" w:cs="Times New Roman" w:eastAsia="Times New Roman" w:hAnsi="Times New Roman"/>
+                <w:sz w:val="24"/>
+                <w:szCs w:val="24"/>
+                <w:rtl w:val="0"/>
+              </w:rPr>
+              <w:t xml:space="preserve">Developers</w:t>
+            </w:r>
             <w:r>
               <w:rPr>
                 <w:rtl w:val="0"/>
@@ -6402,7 +6738,6 @@
             <w:pPr>
               <w:keepNext w:val="0"/>
               <w:keepLines w:val="0"/>
-              <w:pageBreakBefore w:val="0"/>
               <w:widowControl w:val="0"/>
               <w:pBdr>
                 <w:top w:space="0" w:sz="0" w:val="nil"/>
@@ -6422,6 +6757,15 @@
                 <w:shd w:fill="auto" w:val="clear"/>
               </w:rPr>
             </w:pPr>
+            <w:r>
+              <w:rPr>
+                <w:rFonts w:ascii="Times New Roman" w:cs="Times New Roman" w:eastAsia="Times New Roman" w:hAnsi="Times New Roman"/>
+                <w:sz w:val="24"/>
+                <w:szCs w:val="24"/>
+                <w:rtl w:val="0"/>
+              </w:rPr>
+              <w:t xml:space="preserve">Tiếp nhận ý kiến của Stakeholder và thảo luận với các bên liên quan để đưa và Sprint kế tiếp. </w:t>
+            </w:r>
             <w:r>
               <w:rPr>
                 <w:rtl w:val="0"/>
